--- a/docs/KUbeats-Quick-Reference.docx
+++ b/docs/KUbeats-Quick-Reference.docx
@@ -1775,7 +1775,7 @@
           <w:sz w:val="18"/>
           <w:szCs w:val="18"/>
         </w:rPr>
-        <w:t xml:space="preserve">A photo cannot be changed once saved. That is what makes it proof.</w:t>
+        <w:t xml:space="preserve">A photo cannot be changed once saved. That is what makes it a record.</w:t>
       </w:r>
     </w:p>
     <w:p>
